--- a/module-6/cheatwood_mod_6_csd420.docx
+++ b/module-6/cheatwood_mod_6_csd420.docx
@@ -24,6 +24,14 @@
     </w:p>
     <w:p>
       <w:r>
+        <w:t>Github.com/chromafella/csd-420</w:t>
+      </w:r>
+    </w:p>
+    <w:p>
+      <w:r>
+        <w:rPr>
+          <w:noProof/>
+        </w:rPr>
         <w:drawing>
           <wp:inline distT="0" distB="0" distL="0" distR="0" wp14:anchorId="5D4B4F33" wp14:editId="2D2A309E">
             <wp:extent cx="5830114" cy="6249272"/>

--- a/module-6/cheatwood_mod_6_csd420.docx
+++ b/module-6/cheatwood_mod_6_csd420.docx
@@ -24,7 +24,13 @@
     </w:p>
     <w:p>
       <w:r>
-        <w:t>Github.com/chromafella/csd-420</w:t>
+        <w:t>Github.com/</w:t>
+      </w:r>
+      <w:r>
+        <w:t>brengeware</w:t>
+      </w:r>
+      <w:r>
+        <w:t>/csd-420</w:t>
       </w:r>
     </w:p>
     <w:p>
